--- a/resume/output/marco_del_fava_cv/marco_del_fava_cv.docx
+++ b/resume/output/marco_del_fava_cv/marco_del_fava_cv.docx
@@ -18,7 +18,7 @@
         <w:t xml:space="preserve">Marco Del Fava</w:t>
       </w:r>
     </w:p>
-    <w:bookmarkStart w:id="37" w:name="marco-del-fava"/>
+    <w:bookmarkStart w:id="35" w:name="marco-del-fava"/>
     <w:p>
       <w:pPr>
         <w:pStyle w:val="Heading1"/>
@@ -30,6 +30,26 @@
     <w:p>
       <w:pPr>
         <w:pStyle w:val="FirstParagraph"/>
+      </w:pPr>
+      <w:r>
+        <w:rPr>
+          <w:b/>
+          <w:bCs/>
+        </w:rPr>
+        <w:t xml:space="preserve">Neural Signal Processing &amp; Acquisition</w:t>
+      </w:r>
+    </w:p>
+    <w:p>
+      <w:pPr>
+        <w:pStyle w:val="BodyText"/>
+      </w:pPr>
+      <w:r>
+        <w:t xml:space="preserve">Biomedical Engineering M.S. | UC Davis | Human Intracranial Electrophysiology</w:t>
+      </w:r>
+    </w:p>
+    <w:p>
+      <w:pPr>
+        <w:pStyle w:val="BodyText"/>
       </w:pPr>
       <w:r>
         <w:t xml:space="preserve">mdelfava@ucdavis.edu | 707-637-6544 | Sacramento, CA</w:t>
@@ -44,20 +64,18 @@
           <w:rPr>
             <w:rStyle w:val="Hyperlink"/>
           </w:rPr>
-          <w:t xml:space="preserve">https://github.com/BarkBarkBarkBarkBarkBarkBark</w:t>
+          <w:t xml:space="preserve">GitHub</w:t>
         </w:r>
       </w:hyperlink>
-    </w:p>
-    <w:p>
-      <w:pPr>
-        <w:pStyle w:val="BodyText"/>
-      </w:pPr>
+      <w:r>
+        <w:t xml:space="preserve"> </w:t>
+      </w:r>
       <w:hyperlink r:id="rId10">
         <w:r>
           <w:rPr>
             <w:rStyle w:val="Hyperlink"/>
           </w:rPr>
-          <w:t xml:space="preserve">https://www.linkedin.com/in/marc-del-fava</w:t>
+          <w:t xml:space="preserve">LinkedIn</w:t>
         </w:r>
       </w:hyperlink>
     </w:p>
@@ -75,17 +93,17 @@
         <w:pStyle w:val="FirstParagraph"/>
       </w:pPr>
       <w:r>
-        <w:t xml:space="preserve">Biomedical Engineering M.S. student at UC Davis and research volunteer in Dr. Jie Zheng’s lab, working on human single-unit electrophysiology. Builds research software for neural acquisition and spike analysis, with interests in Intan acquisition, real-time spike sorting, and semantic selectivity in single-neuron responses.</w:t>
+        <w:t xml:space="preserve">Developing and validating software for human intracranial electrophysiology, including multichannel neural acquisition, signal processing, spike sorting, and experimental synchronization. Experienced in Python-based neural data pipelines, acquisition hardware integration, and quantitative evaluation against recorded data.</w:t>
       </w:r>
     </w:p>
     <w:bookmarkEnd w:id="11"/>
-    <w:bookmarkStart w:id="12" w:name="research-experience"/>
+    <w:bookmarkStart w:id="17" w:name="technical-skills"/>
     <w:p>
       <w:pPr>
         <w:pStyle w:val="Heading2"/>
       </w:pPr>
       <w:r>
-        <w:t xml:space="preserve">Research Experience</w:t>
+        <w:t xml:space="preserve">Technical Skills</w:t>
       </w:r>
     </w:p>
     <w:p>
@@ -97,72 +115,40 @@
           <w:b/>
           <w:bCs/>
         </w:rPr>
-        <w:t xml:space="preserve">Research Volunteer</w:t>
-      </w:r>
-      <w:r>
-        <w:t xml:space="preserve">, UC Davis Health — Z-Lab (Dr. Jie Zheng) — Jul 2025 - Present</w:t>
-      </w:r>
-    </w:p>
-    <w:p>
-      <w:pPr>
-        <w:pStyle w:val="Compact"/>
+        <w:t xml:space="preserve">Neural Data &amp; Signal Processing</w:t>
+      </w:r>
+    </w:p>
+    <w:p>
+      <w:pPr>
         <w:numPr>
           <w:ilvl w:val="0"/>
           <w:numId w:val="1001"/>
         </w:numPr>
       </w:pPr>
       <w:r>
-        <w:t xml:space="preserve">Develop research workflows connecting acquisition, spike processing, and downstream single-neuron response analysis.</w:t>
-      </w:r>
-    </w:p>
-    <w:p>
-      <w:pPr>
-        <w:pStyle w:val="Compact"/>
+        <w:t xml:space="preserve">SpikeInterface, Kilosort4, MountainSort5; waveform features and unit matching</w:t>
+      </w:r>
+      <w:r>
+        <w:t xml:space="preserve"> </w:t>
+      </w:r>
+      <w:hyperlink r:id="rId12">
+        <w:r>
+          <w:rPr>
+            <w:rStyle w:val="Hyperlink"/>
+          </w:rPr>
+          <w:t xml:space="preserve">Evidence</w:t>
+        </w:r>
+      </w:hyperlink>
+    </w:p>
+    <w:p>
+      <w:pPr>
         <w:numPr>
           <w:ilvl w:val="0"/>
           <w:numId w:val="1001"/>
         </w:numPr>
       </w:pPr>
       <w:r>
-        <w:t xml:space="preserve">Analyze human epilepsy microwire recordings using O-Sort and SpikeInterface, with attention to waveform structure and unit curation.</w:t>
-      </w:r>
-    </w:p>
-    <w:bookmarkEnd w:id="12"/>
-    <w:bookmarkStart w:id="30" w:name="selected-projects"/>
-    <w:p>
-      <w:pPr>
-        <w:pStyle w:val="Heading2"/>
-      </w:pPr>
-      <w:r>
-        <w:t xml:space="preserve">Selected Projects</w:t>
-      </w:r>
-    </w:p>
-    <w:bookmarkStart w:id="15" w:name="Xc9aab57e2feaf7f150d770a257dcac48e5d23c2"/>
-    <w:p>
-      <w:pPr>
-        <w:pStyle w:val="Heading3"/>
-      </w:pPr>
-      <w:r>
-        <w:t xml:space="preserve">Intan acquisition and experiment synchronization</w:t>
-      </w:r>
-    </w:p>
-    <w:p>
-      <w:pPr>
-        <w:pStyle w:val="FirstParagraph"/>
-      </w:pPr>
-      <w:r>
-        <w:t xml:space="preserve">Connect neural recordings to reproducible processing and experiment timing.</w:t>
-      </w:r>
-    </w:p>
-    <w:p>
-      <w:pPr>
-        <w:numPr>
-          <w:ilvl w:val="0"/>
-          <w:numId w:val="1002"/>
-        </w:numPr>
-      </w:pPr>
-      <w:r>
-        <w:t xml:space="preserve">Implemented Intan RHD loading, probe configuration, and SpikeInterface/Kilosort4 processing in zlab_sorting_script.</w:t>
+        <w:t xml:space="preserve">Offline waveform discrimination and afferent clustering</w:t>
       </w:r>
       <w:r>
         <w:t xml:space="preserve"> </w:t>
@@ -178,56 +164,70 @@
     </w:p>
     <w:p>
       <w:pPr>
+        <w:pStyle w:val="FirstParagraph"/>
+      </w:pPr>
+      <w:r>
+        <w:rPr>
+          <w:b/>
+          <w:bCs/>
+        </w:rPr>
+        <w:t xml:space="preserve">Neural Acquisition &amp; Tooling</w:t>
+      </w:r>
+    </w:p>
+    <w:p>
+      <w:pPr>
         <w:numPr>
           <w:ilvl w:val="0"/>
           <w:numId w:val="1002"/>
         </w:numPr>
       </w:pPr>
       <w:r>
-        <w:t xml:space="preserve">Developing Intan RHX/DeepArray acquisition and event-synchronization integration; hardware bench validation remains pending.</w:t>
-      </w:r>
-    </w:p>
-    <w:p>
-      <w:pPr>
-        <w:pStyle w:val="FirstParagraph"/>
-      </w:pPr>
-      <w:r>
-        <w:rPr>
-          <w:i/>
-          <w:iCs/>
-        </w:rPr>
-        <w:t xml:space="preserve">Status: File-processing workflow implemented; live acquisition and timing integration in progress.</w:t>
-      </w:r>
-    </w:p>
-    <w:p>
-      <w:pPr>
-        <w:pStyle w:val="BodyText"/>
-      </w:pPr>
+        <w:t xml:space="preserve">Intan RHD, Neuralynx CSC, MED; probe mapping and acquisition configuration</w:t>
+      </w:r>
+      <w:r>
+        <w:t xml:space="preserve"> </w:t>
+      </w:r>
       <w:hyperlink r:id="rId14">
         <w:r>
           <w:rPr>
             <w:rStyle w:val="Hyperlink"/>
           </w:rPr>
-          <w:t xml:space="preserve">Intan workflow</w:t>
+          <w:t xml:space="preserve">Evidence</w:t>
         </w:r>
       </w:hyperlink>
     </w:p>
-    <w:bookmarkEnd w:id="15"/>
-    <w:bookmarkStart w:id="20" w:name="X418d8dcdede3ed93947cc0fad861f7f9540e7df"/>
-    <w:p>
-      <w:pPr>
-        <w:pStyle w:val="Heading3"/>
-      </w:pPr>
-      <w:r>
-        <w:t xml:space="preserve">Waveform discrimination and online sorting research</w:t>
-      </w:r>
+    <w:p>
+      <w:pPr>
+        <w:numPr>
+          <w:ilvl w:val="0"/>
+          <w:numId w:val="1002"/>
+        </w:numPr>
+      </w:pPr>
+      <w:r>
+        <w:t xml:space="preserve">DHN-AQ RC/CS configuration, SSH orchestration, and NRD replay prototypes</w:t>
+      </w:r>
+      <w:r>
+        <w:t xml:space="preserve"> </w:t>
+      </w:r>
+      <w:hyperlink r:id="rId15">
+        <w:r>
+          <w:rPr>
+            <w:rStyle w:val="Hyperlink"/>
+          </w:rPr>
+          <w:t xml:space="preserve">Evidence</w:t>
+        </w:r>
+      </w:hyperlink>
     </w:p>
     <w:p>
       <w:pPr>
         <w:pStyle w:val="FirstParagraph"/>
       </w:pPr>
       <w:r>
-        <w:t xml:space="preserve">Preserve unit-specific waveform information while investigating streaming analysis.</w:t>
+        <w:rPr>
+          <w:b/>
+          <w:bCs/>
+        </w:rPr>
+        <w:t xml:space="preserve">Machine Learning &amp; Data Science</w:t>
       </w:r>
     </w:p>
     <w:p>
@@ -238,7 +238,18 @@
         </w:numPr>
       </w:pPr>
       <w:r>
-        <w:t xml:space="preserve">Implemented WeightBank waveform representations in spike_discrim; evaluated post-hoc clustering against putative O-Sort unit labels.</w:t>
+        <w:t xml:space="preserve">Python (NumPy, Pandas, scikit-learn, PyTorch, Numba); MATLAB</w:t>
+      </w:r>
+    </w:p>
+    <w:p>
+      <w:pPr>
+        <w:numPr>
+          <w:ilvl w:val="0"/>
+          <w:numId w:val="1003"/>
+        </w:numPr>
+      </w:pPr>
+      <w:r>
+        <w:t xml:space="preserve">Sentence embeddings and seeded NEURON simulation prototypes</w:t>
       </w:r>
       <w:r>
         <w:t xml:space="preserve"> </w:t>
@@ -254,18 +265,71 @@
     </w:p>
     <w:p>
       <w:pPr>
+        <w:pStyle w:val="FirstParagraph"/>
+      </w:pPr>
+      <w:r>
+        <w:rPr>
+          <w:b/>
+          <w:bCs/>
+        </w:rPr>
+        <w:t xml:space="preserve">General Technical</w:t>
+      </w:r>
+    </w:p>
+    <w:p>
+      <w:pPr>
         <w:numPr>
           <w:ilvl w:val="0"/>
-          <w:numId w:val="1003"/>
+          <w:numId w:val="1004"/>
         </w:numPr>
       </w:pPr>
       <w:r>
-        <w:t xml:space="preserve">Developed synthetic streaming/detection infrastructure in realtime-sorter-mvp and experimental competitive-learning sorting in SNNeuro.</w:t>
+        <w:t xml:space="preserve">Git, Linux, SSH, shell scripting, Docker, and AWS GPU workflows</w:t>
+      </w:r>
+    </w:p>
+    <w:p>
+      <w:pPr>
+        <w:numPr>
+          <w:ilvl w:val="0"/>
+          <w:numId w:val="1004"/>
+        </w:numPr>
+      </w:pPr>
+      <w:r>
+        <w:t xml:space="preserve">Microsoft 365 administration; SQL and PostgreSQL</w:t>
+      </w:r>
+    </w:p>
+    <w:bookmarkEnd w:id="17"/>
+    <w:bookmarkStart w:id="29" w:name="selected-engineering-projects"/>
+    <w:p>
+      <w:pPr>
+        <w:pStyle w:val="Heading2"/>
+      </w:pPr>
+      <w:r>
+        <w:t xml:space="preserve">Selected Engineering Projects</w:t>
+      </w:r>
+    </w:p>
+    <w:bookmarkStart w:id="18" w:name="Xbdd2036a93d58a32288f8b195a3418a0ffd58ec"/>
+    <w:p>
+      <w:pPr>
+        <w:pStyle w:val="Heading3"/>
+      </w:pPr>
+      <w:r>
+        <w:t xml:space="preserve">Neural Acquisition and Timing — Implemented</w:t>
+      </w:r>
+    </w:p>
+    <w:p>
+      <w:pPr>
+        <w:numPr>
+          <w:ilvl w:val="0"/>
+          <w:numId w:val="1005"/>
+        </w:numPr>
+      </w:pPr>
+      <w:r>
+        <w:t xml:space="preserve">Built Intan RHD ingestion, probe/channel checks, and SpikeInterface/Kilosort4 processing with waveform and quality-metric extraction.</w:t>
       </w:r>
       <w:r>
         <w:t xml:space="preserve"> </w:t>
       </w:r>
-      <w:hyperlink r:id="rId17">
+      <w:hyperlink r:id="rId14">
         <w:r>
           <w:rPr>
             <w:rStyle w:val="Hyperlink"/>
@@ -276,6 +340,17 @@
     </w:p>
     <w:p>
       <w:pPr>
+        <w:numPr>
+          <w:ilvl w:val="0"/>
+          <w:numId w:val="1005"/>
+        </w:numPr>
+      </w:pPr>
+      <w:r>
+        <w:t xml:space="preserve">Implemented queued PsychoPy/RHX event synchronization, exact-label joins, and affine clock fitting to analyze clock drift and alignment residuals.</w:t>
+      </w:r>
+    </w:p>
+    <w:p>
+      <w:pPr>
         <w:pStyle w:val="FirstParagraph"/>
       </w:pPr>
       <w:r>
@@ -283,43 +358,41 @@
           <w:i/>
           <w:iCs/>
         </w:rPr>
-        <w:t xml:space="preserve">Status: Discrimination evaluated offline; online unit sorting remains experimental, without validated end-to-end latency.</w:t>
+        <w:t xml:space="preserve">Acquisition workflow and clock-alignment software implemented; timing performance not independently verified.</w:t>
       </w:r>
     </w:p>
     <w:p>
       <w:pPr>
         <w:pStyle w:val="BodyText"/>
       </w:pPr>
-      <w:hyperlink r:id="rId16">
+      <w:hyperlink r:id="rId14">
         <w:r>
           <w:rPr>
             <w:rStyle w:val="Hyperlink"/>
           </w:rPr>
-          <w:t xml:space="preserve">Discrimination results</w:t>
+          <w:t xml:space="preserve">Intan processing notebook</w:t>
         </w:r>
       </w:hyperlink>
-      <w:r>
-        <w:t xml:space="preserve"> </w:t>
-      </w:r>
-      <w:r>
-        <w:t xml:space="preserve">·</w:t>
-      </w:r>
-      <w:r>
-        <w:t xml:space="preserve"> </w:t>
-      </w:r>
-      <w:hyperlink r:id="rId18">
-        <w:r>
-          <w:rPr>
-            <w:rStyle w:val="Hyperlink"/>
-          </w:rPr>
-          <w:t xml:space="preserve">Streaming, not unit sorting</w:t>
-        </w:r>
-      </w:hyperlink>
-      <w:r>
-        <w:t xml:space="preserve"> </w:t>
-      </w:r>
-      <w:r>
-        <w:t xml:space="preserve">·</w:t>
+    </w:p>
+    <w:bookmarkEnd w:id="18"/>
+    <w:bookmarkStart w:id="20" w:name="neural-compression-validation-validated"/>
+    <w:p>
+      <w:pPr>
+        <w:pStyle w:val="Heading3"/>
+      </w:pPr>
+      <w:r>
+        <w:t xml:space="preserve">Neural Compression Validation — Validated</w:t>
+      </w:r>
+    </w:p>
+    <w:p>
+      <w:pPr>
+        <w:numPr>
+          <w:ilvl w:val="0"/>
+          <w:numId w:val="1006"/>
+        </w:numPr>
+      </w:pPr>
+      <w:r>
+        <w:t xml:space="preserve">Evaluated DarkHorse Neuro compression on 20 million samples (one channel, 32 kHz; 625 s); maximum source-to-MED difference was 0.5 uV, with zero mismatches after rounding source values to whole microvolts.</w:t>
       </w:r>
       <w:r>
         <w:t xml:space="preserve"> </w:t>
@@ -329,37 +402,115 @@
           <w:rPr>
             <w:rStyle w:val="Hyperlink"/>
           </w:rPr>
-          <w:t xml:space="preserve">Experimental sorter</w:t>
+          <w:t xml:space="preserve">Evidence</w:t>
         </w:r>
       </w:hyperlink>
     </w:p>
-    <w:bookmarkEnd w:id="20"/>
-    <w:bookmarkStart w:id="25" w:name="Xd632d90302fb0053ce1a21770f63a94bb8f4ade"/>
-    <w:p>
-      <w:pPr>
-        <w:pStyle w:val="Heading3"/>
-      </w:pPr>
-      <w:r>
-        <w:t xml:space="preserve">Single-neuron response analysis and semantic tuning</w:t>
-      </w:r>
-    </w:p>
-    <w:p>
-      <w:pPr>
-        <w:pStyle w:val="FirstParagraph"/>
-      </w:pPr>
-      <w:r>
-        <w:t xml:space="preserve">Investigate relationships between stimulus meaning and single-neuron responses.</w:t>
-      </w:r>
-    </w:p>
     <w:p>
       <w:pPr>
         <w:numPr>
           <w:ilvl w:val="0"/>
-          <w:numId w:val="1004"/>
+          <w:numId w:val="1006"/>
         </w:numPr>
       </w:pPr>
       <w:r>
-        <w:t xml:space="preserve">Implemented a seeded NEURON prototype mapping sentence similarity to stochastic input rates, with fixed synaptic weights.</w:t>
+        <w:t xml:space="preserve">Controlled MountainSort5 comparison of rounded inputs preserved all 35,587 spike frames for the compared unit (exact Jaccard 1.0).</w:t>
+      </w:r>
+      <w:r>
+        <w:t xml:space="preserve"> </w:t>
+      </w:r>
+      <w:hyperlink r:id="rId12">
+        <w:r>
+          <w:rPr>
+            <w:rStyle w:val="Hyperlink"/>
+          </w:rPr>
+          <w:t xml:space="preserve">Evidence</w:t>
+        </w:r>
+      </w:hyperlink>
+    </w:p>
+    <w:p>
+      <w:pPr>
+        <w:pStyle w:val="FirstParagraph"/>
+      </w:pPr>
+      <w:r>
+        <w:rPr>
+          <w:i/>
+          <w:iCs/>
+        </w:rPr>
+        <w:t xml:space="preserve">Offline validation on a bounded single-channel slice; archived outputs reviewed, not a new raw-data rerun.</w:t>
+      </w:r>
+    </w:p>
+    <w:p>
+      <w:pPr>
+        <w:pStyle w:val="BodyText"/>
+      </w:pPr>
+      <w:hyperlink r:id="rId19">
+        <w:r>
+          <w:rPr>
+            <w:rStyle w:val="Hyperlink"/>
+          </w:rPr>
+          <w:t xml:space="preserve">Waveform fidelity evidence</w:t>
+        </w:r>
+      </w:hyperlink>
+      <w:r>
+        <w:t xml:space="preserve"> </w:t>
+      </w:r>
+      <w:r>
+        <w:t xml:space="preserve">·</w:t>
+      </w:r>
+      <w:r>
+        <w:t xml:space="preserve"> </w:t>
+      </w:r>
+      <w:hyperlink r:id="rId12">
+        <w:r>
+          <w:rPr>
+            <w:rStyle w:val="Hyperlink"/>
+          </w:rPr>
+          <w:t xml:space="preserve">Controlled spike comparison</w:t>
+        </w:r>
+      </w:hyperlink>
+    </w:p>
+    <w:bookmarkEnd w:id="20"/>
+    <w:bookmarkStart w:id="24" w:name="X8ded81c5fac33d4b55f58977c87d1b099979214"/>
+    <w:p>
+      <w:pPr>
+        <w:pStyle w:val="Heading3"/>
+      </w:pPr>
+      <w:r>
+        <w:t xml:space="preserve">Spike Sorting and Neural Processing — Validated</w:t>
+      </w:r>
+    </w:p>
+    <w:p>
+      <w:pPr>
+        <w:numPr>
+          <w:ilvl w:val="0"/>
+          <w:numId w:val="1007"/>
+        </w:numPr>
+      </w:pPr>
+      <w:r>
+        <w:t xml:space="preserve">Implemented waveform-feature evaluation across 38,145 spike snippets and 10 putative O-Sort unit labels; event-family KNN purity at k=5 was 95.04%.</w:t>
+      </w:r>
+      <w:r>
+        <w:t xml:space="preserve"> </w:t>
+      </w:r>
+      <w:hyperlink r:id="rId13">
+        <w:r>
+          <w:rPr>
+            <w:rStyle w:val="Hyperlink"/>
+          </w:rPr>
+          <w:t xml:space="preserve">Evidence</w:t>
+        </w:r>
+      </w:hyperlink>
+    </w:p>
+    <w:p>
+      <w:pPr>
+        <w:numPr>
+          <w:ilvl w:val="0"/>
+          <w:numId w:val="1007"/>
+        </w:numPr>
+      </w:pPr>
+      <w:r>
+        <w:t xml:space="preserve">Measured 54.26% Hungarian-matched KMeans accuracy (ARI 0.3665) for that feature family; neighborhood purity is not sorter accuracy or biological ground truth.</w:t>
       </w:r>
       <w:r>
         <w:t xml:space="preserve"> </w:t>
@@ -375,18 +526,87 @@
     </w:p>
     <w:p>
       <w:pPr>
+        <w:pStyle w:val="FirstParagraph"/>
+      </w:pPr>
+      <w:r>
+        <w:rPr>
+          <w:i/>
+          <w:iCs/>
+        </w:rPr>
+        <w:t xml:space="preserve">Offline feature validation; streaming detection and competitive-learning sorting in SNNeuro remain prototypes.</w:t>
+      </w:r>
+    </w:p>
+    <w:p>
+      <w:pPr>
+        <w:pStyle w:val="BodyText"/>
+      </w:pPr>
+      <w:hyperlink r:id="rId13">
+        <w:r>
+          <w:rPr>
+            <w:rStyle w:val="Hyperlink"/>
+          </w:rPr>
+          <w:t xml:space="preserve">Discrimination results</w:t>
+        </w:r>
+      </w:hyperlink>
+      <w:r>
+        <w:t xml:space="preserve"> </w:t>
+      </w:r>
+      <w:r>
+        <w:t xml:space="preserve">·</w:t>
+      </w:r>
+      <w:r>
+        <w:t xml:space="preserve"> </w:t>
+      </w:r>
+      <w:hyperlink r:id="rId22">
+        <w:r>
+          <w:rPr>
+            <w:rStyle w:val="Hyperlink"/>
+          </w:rPr>
+          <w:t xml:space="preserve">O-Sort membership comparison</w:t>
+        </w:r>
+      </w:hyperlink>
+      <w:r>
+        <w:t xml:space="preserve"> </w:t>
+      </w:r>
+      <w:r>
+        <w:t xml:space="preserve">·</w:t>
+      </w:r>
+      <w:r>
+        <w:t xml:space="preserve"> </w:t>
+      </w:r>
+      <w:hyperlink r:id="rId23">
+        <w:r>
+          <w:rPr>
+            <w:rStyle w:val="Hyperlink"/>
+          </w:rPr>
+          <w:t xml:space="preserve">Streaming prototype</w:t>
+        </w:r>
+      </w:hyperlink>
+    </w:p>
+    <w:bookmarkEnd w:id="24"/>
+    <w:bookmarkStart w:id="25" w:name="X2e11ce5bfaf20b11538c0b2c24074a78a3acb50"/>
+    <w:p>
+      <w:pPr>
+        <w:pStyle w:val="Heading3"/>
+      </w:pPr>
+      <w:r>
+        <w:t xml:space="preserve">Single-neuron analysis and adaptive-search development — Prototype</w:t>
+      </w:r>
+    </w:p>
+    <w:p>
+      <w:pPr>
         <w:numPr>
           <w:ilvl w:val="0"/>
-          <w:numId w:val="1004"/>
+          <w:numId w:val="1008"/>
         </w:numPr>
       </w:pPr>
       <w:r>
-        <w:t xml:space="preserve">Developed semantic-trajectory tooling in ZEmbeddings; exploring stimulus-aligned response analysis and adaptive stimulus selection.</w:t>
+        <w:t xml:space="preserve">Implemented a seeded NEURON prototype mapping sentence similarity to stochastic input rates, with fixed synaptic weights.</w:t>
       </w:r>
       <w:r>
         <w:t xml:space="preserve"> </w:t>
       </w:r>
-      <w:hyperlink r:id="rId22">
+      <w:hyperlink r:id="rId16">
         <w:r>
           <w:rPr>
             <w:rStyle w:val="Hyperlink"/>
@@ -397,6 +617,28 @@
     </w:p>
     <w:p>
       <w:pPr>
+        <w:numPr>
+          <w:ilvl w:val="0"/>
+          <w:numId w:val="1008"/>
+        </w:numPr>
+      </w:pPr>
+      <w:r>
+        <w:t xml:space="preserve">Added seeded stimulus windows, presynaptic event recording, voltage traces, and output spike times for reproducible simulated response analysis.</w:t>
+      </w:r>
+      <w:r>
+        <w:t xml:space="preserve"> </w:t>
+      </w:r>
+      <w:hyperlink r:id="rId16">
+        <w:r>
+          <w:rPr>
+            <w:rStyle w:val="Hyperlink"/>
+          </w:rPr>
+          <w:t xml:space="preserve">Evidence</w:t>
+        </w:r>
+      </w:hyperlink>
+    </w:p>
+    <w:p>
+      <w:pPr>
         <w:pStyle w:val="FirstParagraph"/>
       </w:pPr>
       <w:r>
@@ -404,62 +646,37 @@
           <w:i/>
           <w:iCs/>
         </w:rPr>
-        <w:t xml:space="preserve">Status: Simulation and text analysis implemented; adaptive experiments proposed, not demonstrated human concept selectivity or causality.</w:t>
+        <w:t xml:space="preserve">Simulation implemented; adaptive human stimulus selection and semantic selectivity are not validated.</w:t>
       </w:r>
     </w:p>
     <w:p>
       <w:pPr>
         <w:pStyle w:val="BodyText"/>
       </w:pPr>
-      <w:hyperlink r:id="rId23">
+      <w:hyperlink r:id="rId16">
         <w:r>
           <w:rPr>
             <w:rStyle w:val="Hyperlink"/>
           </w:rPr>
-          <w:t xml:space="preserve">Simulation and limitations</w:t>
+          <w:t xml:space="preserve">Simulation implementation</w:t>
         </w:r>
       </w:hyperlink>
-      <w:r>
-        <w:t xml:space="preserve"> </w:t>
-      </w:r>
-      <w:r>
-        <w:t xml:space="preserve">·</w:t>
-      </w:r>
-      <w:r>
-        <w:t xml:space="preserve"> </w:t>
-      </w:r>
-      <w:hyperlink r:id="rId24">
-        <w:r>
-          <w:rPr>
-            <w:rStyle w:val="Hyperlink"/>
-          </w:rPr>
-          <w:t xml:space="preserve">Semantic text analysis</w:t>
-        </w:r>
-      </w:hyperlink>
     </w:p>
     <w:bookmarkEnd w:id="25"/>
-    <w:bookmarkStart w:id="29" w:name="X233303ec35862f8d1249bb2a3399061b692aa74"/>
+    <w:bookmarkStart w:id="28" w:name="X7c943d3ece512b9657dae58f14bd665f093b7cf"/>
     <w:p>
       <w:pPr>
         <w:pStyle w:val="Heading3"/>
       </w:pPr>
       <w:r>
-        <w:t xml:space="preserve">Supporting acquisition work - Neuralynx / Dark Horse Neuro</w:t>
-      </w:r>
-    </w:p>
-    <w:p>
-      <w:pPr>
-        <w:pStyle w:val="FirstParagraph"/>
-      </w:pPr>
-      <w:r>
-        <w:t xml:space="preserve">Configure acquisition sessions and replay archived Neuralynx recordings.</w:t>
+        <w:t xml:space="preserve">Supporting acquisition work - Neuralynx / Dark Horse Neuro — Prototype</w:t>
       </w:r>
     </w:p>
     <w:p>
       <w:pPr>
         <w:numPr>
           <w:ilvl w:val="0"/>
-          <w:numId w:val="1005"/>
+          <w:numId w:val="1009"/>
         </w:numPr>
       </w:pPr>
       <w:r>
@@ -481,7 +698,7 @@
       <w:pPr>
         <w:numPr>
           <w:ilvl w:val="0"/>
-          <w:numId w:val="1005"/>
+          <w:numId w:val="1009"/>
         </w:numPr>
       </w:pPr>
       <w:r>
@@ -508,14 +725,14 @@
           <w:i/>
           <w:iCs/>
         </w:rPr>
-        <w:t xml:space="preserve">Status: Prototype implemented; hardware reception and recording validation remain in progress.</w:t>
+        <w:t xml:space="preserve">Prototype implemented; hardware reception and recording validation remain in progress.</w:t>
       </w:r>
     </w:p>
     <w:p>
       <w:pPr>
         <w:pStyle w:val="BodyText"/>
       </w:pPr>
-      <w:hyperlink r:id="rId28">
+      <w:hyperlink r:id="rId15">
         <w:r>
           <w:rPr>
             <w:rStyle w:val="Hyperlink"/>
@@ -524,7 +741,56 @@
         </w:r>
       </w:hyperlink>
     </w:p>
+    <w:bookmarkEnd w:id="28"/>
     <w:bookmarkEnd w:id="29"/>
+    <w:bookmarkStart w:id="30" w:name="research-experience"/>
+    <w:p>
+      <w:pPr>
+        <w:pStyle w:val="Heading2"/>
+      </w:pPr>
+      <w:r>
+        <w:t xml:space="preserve">Research Experience</w:t>
+      </w:r>
+    </w:p>
+    <w:p>
+      <w:pPr>
+        <w:pStyle w:val="FirstParagraph"/>
+      </w:pPr>
+      <w:r>
+        <w:rPr>
+          <w:b/>
+          <w:bCs/>
+        </w:rPr>
+        <w:t xml:space="preserve">Research Volunteer</w:t>
+      </w:r>
+      <w:r>
+        <w:t xml:space="preserve">, UC Davis Health — Z-Lab (Dr. Jie Zheng) — Jul 2025 - Present</w:t>
+      </w:r>
+    </w:p>
+    <w:p>
+      <w:pPr>
+        <w:pStyle w:val="Compact"/>
+        <w:numPr>
+          <w:ilvl w:val="0"/>
+          <w:numId w:val="1010"/>
+        </w:numPr>
+      </w:pPr>
+      <w:r>
+        <w:t xml:space="preserve">Develop research workflows connecting acquisition, spike processing, and downstream single-neuron response analysis.</w:t>
+      </w:r>
+    </w:p>
+    <w:p>
+      <w:pPr>
+        <w:pStyle w:val="Compact"/>
+        <w:numPr>
+          <w:ilvl w:val="0"/>
+          <w:numId w:val="1010"/>
+        </w:numPr>
+      </w:pPr>
+      <w:r>
+        <w:t xml:space="preserve">Analyze human epilepsy microwire recordings using O-Sort and SpikeInterface, with attention to waveform structure and unit curation.</w:t>
+      </w:r>
+    </w:p>
     <w:bookmarkEnd w:id="30"/>
     <w:bookmarkStart w:id="31" w:name="education"/>
     <w:p>
@@ -596,208 +862,7 @@
       </w:r>
     </w:p>
     <w:bookmarkEnd w:id="31"/>
-    <w:bookmarkStart w:id="33" w:name="technical-skills"/>
-    <w:p>
-      <w:pPr>
-        <w:pStyle w:val="Heading2"/>
-      </w:pPr>
-      <w:r>
-        <w:t xml:space="preserve">Technical Skills</w:t>
-      </w:r>
-    </w:p>
-    <w:p>
-      <w:pPr>
-        <w:pStyle w:val="FirstParagraph"/>
-      </w:pPr>
-      <w:r>
-        <w:rPr>
-          <w:b/>
-          <w:bCs/>
-        </w:rPr>
-        <w:t xml:space="preserve">Neural Data &amp; Signal Processing</w:t>
-      </w:r>
-    </w:p>
-    <w:p>
-      <w:pPr>
-        <w:numPr>
-          <w:ilvl w:val="0"/>
-          <w:numId w:val="1006"/>
-        </w:numPr>
-      </w:pPr>
-      <w:r>
-        <w:t xml:space="preserve">Waveform features, spike-vs-noise evaluation, and afferent clustering</w:t>
-      </w:r>
-      <w:r>
-        <w:t xml:space="preserve"> </w:t>
-      </w:r>
-      <w:hyperlink r:id="rId16">
-        <w:r>
-          <w:rPr>
-            <w:rStyle w:val="Hyperlink"/>
-          </w:rPr>
-          <w:t xml:space="preserve">Evidence</w:t>
-        </w:r>
-      </w:hyperlink>
-    </w:p>
-    <w:p>
-      <w:pPr>
-        <w:numPr>
-          <w:ilvl w:val="0"/>
-          <w:numId w:val="1006"/>
-        </w:numPr>
-      </w:pPr>
-      <w:r>
-        <w:t xml:space="preserve">SpikeInterface preprocessing, Kilosort4, and manual unit curation workflows</w:t>
-      </w:r>
-      <w:r>
-        <w:t xml:space="preserve"> </w:t>
-      </w:r>
-      <w:hyperlink r:id="rId14">
-        <w:r>
-          <w:rPr>
-            <w:rStyle w:val="Hyperlink"/>
-          </w:rPr>
-          <w:t xml:space="preserve">Evidence</w:t>
-        </w:r>
-      </w:hyperlink>
-    </w:p>
-    <w:p>
-      <w:pPr>
-        <w:pStyle w:val="FirstParagraph"/>
-      </w:pPr>
-      <w:r>
-        <w:rPr>
-          <w:b/>
-          <w:bCs/>
-        </w:rPr>
-        <w:t xml:space="preserve">Neural Acquisition &amp; Tooling</w:t>
-      </w:r>
-    </w:p>
-    <w:p>
-      <w:pPr>
-        <w:numPr>
-          <w:ilvl w:val="0"/>
-          <w:numId w:val="1007"/>
-        </w:numPr>
-      </w:pPr>
-      <w:r>
-        <w:t xml:space="preserve">Intan RHD loading and probe-aware sorting workflows</w:t>
-      </w:r>
-      <w:r>
-        <w:t xml:space="preserve"> </w:t>
-      </w:r>
-      <w:hyperlink r:id="rId13">
-        <w:r>
-          <w:rPr>
-            <w:rStyle w:val="Hyperlink"/>
-          </w:rPr>
-          <w:t xml:space="preserve">Evidence</w:t>
-        </w:r>
-      </w:hyperlink>
-    </w:p>
-    <w:p>
-      <w:pPr>
-        <w:numPr>
-          <w:ilvl w:val="0"/>
-          <w:numId w:val="1007"/>
-        </w:numPr>
-      </w:pPr>
-      <w:r>
-        <w:t xml:space="preserve">DHN-AQ RC/CS configuration, SSH orchestration, and NRD replay prototypes</w:t>
-      </w:r>
-      <w:r>
-        <w:t xml:space="preserve"> </w:t>
-      </w:r>
-      <w:hyperlink r:id="rId32">
-        <w:r>
-          <w:rPr>
-            <w:rStyle w:val="Hyperlink"/>
-          </w:rPr>
-          <w:t xml:space="preserve">Evidence</w:t>
-        </w:r>
-      </w:hyperlink>
-    </w:p>
-    <w:p>
-      <w:pPr>
-        <w:pStyle w:val="FirstParagraph"/>
-      </w:pPr>
-      <w:r>
-        <w:rPr>
-          <w:b/>
-          <w:bCs/>
-        </w:rPr>
-        <w:t xml:space="preserve">Machine Learning &amp; Data Science</w:t>
-      </w:r>
-    </w:p>
-    <w:p>
-      <w:pPr>
-        <w:numPr>
-          <w:ilvl w:val="0"/>
-          <w:numId w:val="1008"/>
-        </w:numPr>
-      </w:pPr>
-      <w:r>
-        <w:t xml:space="preserve">Python (NumPy, Pandas, scikit-learn, PyTorch, Numba); MATLAB</w:t>
-      </w:r>
-    </w:p>
-    <w:p>
-      <w:pPr>
-        <w:numPr>
-          <w:ilvl w:val="0"/>
-          <w:numId w:val="1008"/>
-        </w:numPr>
-      </w:pPr>
-      <w:r>
-        <w:t xml:space="preserve">Sentence embeddings and seeded NEURON simulation prototypes</w:t>
-      </w:r>
-      <w:r>
-        <w:t xml:space="preserve"> </w:t>
-      </w:r>
-      <w:hyperlink r:id="rId21">
-        <w:r>
-          <w:rPr>
-            <w:rStyle w:val="Hyperlink"/>
-          </w:rPr>
-          <w:t xml:space="preserve">Evidence</w:t>
-        </w:r>
-      </w:hyperlink>
-    </w:p>
-    <w:p>
-      <w:pPr>
-        <w:pStyle w:val="FirstParagraph"/>
-      </w:pPr>
-      <w:r>
-        <w:rPr>
-          <w:b/>
-          <w:bCs/>
-        </w:rPr>
-        <w:t xml:space="preserve">General Technical</w:t>
-      </w:r>
-    </w:p>
-    <w:p>
-      <w:pPr>
-        <w:numPr>
-          <w:ilvl w:val="0"/>
-          <w:numId w:val="1009"/>
-        </w:numPr>
-      </w:pPr>
-      <w:r>
-        <w:t xml:space="preserve">Git, Linux, SSH, shell scripting, Docker, and AWS GPU workflows</w:t>
-      </w:r>
-    </w:p>
-    <w:p>
-      <w:pPr>
-        <w:numPr>
-          <w:ilvl w:val="0"/>
-          <w:numId w:val="1009"/>
-        </w:numPr>
-      </w:pPr>
-      <w:r>
-        <w:t xml:space="preserve">Microsoft 365 administration; SQL and PostgreSQL</w:t>
-      </w:r>
-    </w:p>
-    <w:bookmarkEnd w:id="33"/>
-    <w:bookmarkStart w:id="34" w:name="additional-professional-experience"/>
+    <w:bookmarkStart w:id="32" w:name="additional-professional-experience"/>
     <w:p>
       <w:pPr>
         <w:pStyle w:val="Heading2"/>
@@ -826,11 +891,11 @@
         <w:pStyle w:val="Compact"/>
         <w:numPr>
           <w:ilvl w:val="0"/>
-          <w:numId w:val="1010"/>
+          <w:numId w:val="1011"/>
         </w:numPr>
       </w:pPr>
       <w:r>
-        <w:t xml:space="preserve">Managed Microsoft 365 IT infrastructure across 4 shelter sites, including user provisioning, device management, and systems coordination.</w:t>
+        <w:t xml:space="preserve">Managed IT infrastructure, device provisioning, and reporting automation.</w:t>
       </w:r>
     </w:p>
     <w:p>
@@ -853,15 +918,15 @@
         <w:pStyle w:val="Compact"/>
         <w:numPr>
           <w:ilvl w:val="0"/>
-          <w:numId w:val="1011"/>
+          <w:numId w:val="1012"/>
         </w:numPr>
       </w:pPr>
       <w:r>
-        <w:t xml:space="preserve">Maintained high-accuracy data entry and review in a regulated laboratory environment; supported QA documentation and adherence to standard operating procedures.</w:t>
-      </w:r>
-    </w:p>
-    <w:bookmarkEnd w:id="34"/>
-    <w:bookmarkStart w:id="36" w:name="certifications"/>
+        <w:t xml:space="preserve">Supported analytical laboratory QA, data review, and standard operating procedures.</w:t>
+      </w:r>
+    </w:p>
+    <w:bookmarkEnd w:id="32"/>
+    <w:bookmarkStart w:id="34" w:name="certifications"/>
     <w:p>
       <w:pPr>
         <w:pStyle w:val="Heading2"/>
@@ -875,10 +940,10 @@
         <w:pStyle w:val="Compact"/>
         <w:numPr>
           <w:ilvl w:val="0"/>
-          <w:numId w:val="1012"/>
+          <w:numId w:val="1013"/>
         </w:numPr>
       </w:pPr>
-      <w:hyperlink r:id="rId35">
+      <w:hyperlink r:id="rId33">
         <w:r>
           <w:rPr>
             <w:rStyle w:val="Hyperlink"/>
@@ -898,15 +963,15 @@
         <w:pStyle w:val="Compact"/>
         <w:numPr>
           <w:ilvl w:val="0"/>
-          <w:numId w:val="1012"/>
+          <w:numId w:val="1013"/>
         </w:numPr>
       </w:pPr>
       <w:r>
         <w:t xml:space="preserve">Biomedical Research; Research Administration; GCP Social and Behavioral Research — CITI Program</w:t>
       </w:r>
     </w:p>
-    <w:bookmarkEnd w:id="36"/>
-    <w:bookmarkEnd w:id="37"/>
+    <w:bookmarkEnd w:id="34"/>
+    <w:bookmarkEnd w:id="35"/>
     <w:sectPr>
       <w:footnotePr>
         <w:numRestart w:val="eachSect"/>
@@ -1157,6 +1222,9 @@
     <w:abstractNumId w:val="991"/>
   </w:num>
   <w:num w:numId="1012">
+    <w:abstractNumId w:val="991"/>
+  </w:num>
+  <w:num w:numId="1013">
     <w:abstractNumId w:val="991"/>
   </w:num>
 </w:numbering>

--- a/resume/output/marco_del_fava_cv/marco_del_fava_cv.docx
+++ b/resume/output/marco_del_fava_cv/marco_del_fava_cv.docx
@@ -307,13 +307,13 @@
         <w:t xml:space="preserve">Selected Engineering Projects</w:t>
       </w:r>
     </w:p>
-    <w:bookmarkStart w:id="18" w:name="Xbdd2036a93d58a32288f8b195a3418a0ffd58ec"/>
+    <w:bookmarkStart w:id="18" w:name="X5a5958820968a9d71f787fbdf11b6d31fa336dd"/>
     <w:p>
       <w:pPr>
         <w:pStyle w:val="Heading3"/>
       </w:pPr>
       <w:r>
-        <w:t xml:space="preserve">Neural Acquisition and Timing — Implemented</w:t>
+        <w:t xml:space="preserve">Neural Acquisition and Synchronization — Implemented</w:t>
       </w:r>
     </w:p>
     <w:p>
@@ -375,13 +375,13 @@
       </w:hyperlink>
     </w:p>
     <w:bookmarkEnd w:id="18"/>
-    <w:bookmarkStart w:id="20" w:name="neural-compression-validation-validated"/>
+    <w:bookmarkStart w:id="20" w:name="Xcb58e953751c2b0c88793817b545011a9a44048"/>
     <w:p>
       <w:pPr>
         <w:pStyle w:val="Heading3"/>
       </w:pPr>
       <w:r>
-        <w:t xml:space="preserve">Neural Compression Validation — Validated</w:t>
+        <w:t xml:space="preserve">Neural Signal Fidelity and Processing Validation — Validated</w:t>
       </w:r>
     </w:p>
     <w:p>
@@ -471,13 +471,13 @@
       </w:hyperlink>
     </w:p>
     <w:bookmarkEnd w:id="20"/>
-    <w:bookmarkStart w:id="24" w:name="X8ded81c5fac33d4b55f58977c87d1b099979214"/>
+    <w:bookmarkStart w:id="24" w:name="Xa9d685c2766ca755b56fd6db9d9a175147eae0b"/>
     <w:p>
       <w:pPr>
         <w:pStyle w:val="Heading3"/>
       </w:pPr>
       <w:r>
-        <w:t xml:space="preserve">Spike Sorting and Neural Processing — Validated</w:t>
+        <w:t xml:space="preserve">Spike Sorting and Waveform Discrimination — Validated</w:t>
       </w:r>
     </w:p>
     <w:p>
@@ -776,7 +776,7 @@
         </w:numPr>
       </w:pPr>
       <w:r>
-        <w:t xml:space="preserve">Develop research workflows connecting acquisition, spike processing, and downstream single-neuron response analysis.</w:t>
+        <w:t xml:space="preserve">Develop acquisition and spike-processing workflows with probe mapping, waveform extraction, quality metrics, and experimental clock alignment; distinguish exploratory stimulus responses from semantic tuning.</w:t>
       </w:r>
     </w:p>
     <w:p>
@@ -788,7 +788,7 @@
         </w:numPr>
       </w:pPr>
       <w:r>
-        <w:t xml:space="preserve">Analyze human epilepsy microwire recordings using O-Sort and SpikeInterface, with attention to waveform structure and unit curation.</w:t>
+        <w:t xml:space="preserve">Analyze human intracranial single units with O-Sort/SpikeInterface; develop narrative-aligned rasters and peri-stimulus firing-rate workflows.</w:t>
       </w:r>
     </w:p>
     <w:bookmarkEnd w:id="30"/>
@@ -895,7 +895,7 @@
         </w:numPr>
       </w:pPr>
       <w:r>
-        <w:t xml:space="preserve">Managed IT infrastructure, device provisioning, and reporting automation.</w:t>
+        <w:t xml:space="preserve">Administer multi-site networks, routing/VLAN segmentation, Microsoft 365/Exchange Online, and camera/recording systems; troubleshoot infrastructure and support longitudinal service-utilization and housing-outcome research.</w:t>
       </w:r>
     </w:p>
     <w:p>
